--- a/CompositeTransformations2D/docs/CompositeTransformations2D_Experiment_Report.docx
+++ b/CompositeTransformations2D/docs/CompositeTransformations2D_Experiment_Report.docx
@@ -934,6 +934,298 @@
           <w:b/>
           <w:sz w:val="24"/>
         </w:rPr>
+        <w:t>Relevant Implementation Code:</w:t>
+      </w:r>
+    </w:p>
+    <w:p>
+      <w:pPr>
+        <w:spacing w:before="0" w:after="120"/>
+        <w:jc w:val="both"/>
+      </w:pPr>
+      <w:r>
+        <w:rPr>
+          <w:rFonts w:ascii="Times New Roman" w:hAnsi="Times New Roman"/>
+          <w:sz w:val="22"/>
+        </w:rPr>
+        <w:t>The excerpt below shows how chronological transformations are compounded from right to left and then applied once to each vertex. This keeps the composite operation consistent for pivot, fixed-point, axis, and sequence cases.</w:t>
+      </w:r>
+    </w:p>
+    <w:p>
+      <w:pPr>
+        <w:spacing w:before="40" w:after="160"/>
+        <w:ind w:left="360"/>
+      </w:pPr>
+      <w:r>
+        <w:rPr>
+          <w:rFonts w:ascii="Courier New" w:hAnsi="Courier New"/>
+          <w:sz w:val="18"/>
+        </w:rPr>
+        <w:t>def compose_transformations(*matrices):</w:t>
+        <w:br/>
+      </w:r>
+      <w:r>
+        <w:rPr>
+          <w:rFonts w:ascii="Courier New" w:hAnsi="Courier New"/>
+          <w:sz w:val="18"/>
+        </w:rPr>
+        <w:t xml:space="preserve">    if not matrices:</w:t>
+        <w:br/>
+      </w:r>
+      <w:r>
+        <w:rPr>
+          <w:rFonts w:ascii="Courier New" w:hAnsi="Courier New"/>
+          <w:sz w:val="18"/>
+        </w:rPr>
+        <w:t xml:space="preserve">        return mat3_identity()</w:t>
+        <w:br/>
+      </w:r>
+      <w:r>
+        <w:rPr>
+          <w:rFonts w:ascii="Courier New" w:hAnsi="Courier New"/>
+          <w:sz w:val="18"/>
+        </w:rPr>
+        <w:br/>
+      </w:r>
+      <w:r>
+        <w:rPr>
+          <w:rFonts w:ascii="Courier New" w:hAnsi="Courier New"/>
+          <w:sz w:val="18"/>
+        </w:rPr>
+        <w:t xml:space="preserve">    result = matrices[0]</w:t>
+        <w:br/>
+      </w:r>
+      <w:r>
+        <w:rPr>
+          <w:rFonts w:ascii="Courier New" w:hAnsi="Courier New"/>
+          <w:sz w:val="18"/>
+        </w:rPr>
+        <w:t xml:space="preserve">    for matrix in matrices[1:]:</w:t>
+        <w:br/>
+      </w:r>
+      <w:r>
+        <w:rPr>
+          <w:rFonts w:ascii="Courier New" w:hAnsi="Courier New"/>
+          <w:sz w:val="18"/>
+        </w:rPr>
+        <w:t xml:space="preserve">        result = mat3_multiply(matrix, result)</w:t>
+        <w:br/>
+      </w:r>
+      <w:r>
+        <w:rPr>
+          <w:rFonts w:ascii="Courier New" w:hAnsi="Courier New"/>
+          <w:sz w:val="18"/>
+        </w:rPr>
+        <w:t xml:space="preserve">    return result</w:t>
+        <w:br/>
+      </w:r>
+      <w:r>
+        <w:rPr>
+          <w:rFonts w:ascii="Courier New" w:hAnsi="Courier New"/>
+          <w:sz w:val="18"/>
+        </w:rPr>
+        <w:br/>
+      </w:r>
+      <w:r>
+        <w:rPr>
+          <w:rFonts w:ascii="Courier New" w:hAnsi="Courier New"/>
+          <w:sz w:val="18"/>
+        </w:rPr>
+        <w:t>def apply_composite_transformation(vertices, tc_type, params):</w:t>
+        <w:br/>
+      </w:r>
+      <w:r>
+        <w:rPr>
+          <w:rFonts w:ascii="Courier New" w:hAnsi="Courier New"/>
+          <w:sz w:val="18"/>
+        </w:rPr>
+        <w:t xml:space="preserve">    if tc_type == "pivot_rotation":</w:t>
+        <w:br/>
+      </w:r>
+      <w:r>
+        <w:rPr>
+          <w:rFonts w:ascii="Courier New" w:hAnsi="Courier New"/>
+          <w:sz w:val="18"/>
+        </w:rPr>
+        <w:t xml:space="preserve">        M = transform_about_point_matrix(</w:t>
+        <w:br/>
+      </w:r>
+      <w:r>
+        <w:rPr>
+          <w:rFonts w:ascii="Courier New" w:hAnsi="Courier New"/>
+          <w:sz w:val="18"/>
+        </w:rPr>
+        <w:t xml:space="preserve">            params["pivot_x"], params["pivot_y"],</w:t>
+        <w:br/>
+      </w:r>
+      <w:r>
+        <w:rPr>
+          <w:rFonts w:ascii="Courier New" w:hAnsi="Courier New"/>
+          <w:sz w:val="18"/>
+        </w:rPr>
+        <w:t xml:space="preserve">            angle_deg=params["angle_deg"])</w:t>
+        <w:br/>
+      </w:r>
+      <w:r>
+        <w:rPr>
+          <w:rFonts w:ascii="Courier New" w:hAnsi="Courier New"/>
+          <w:sz w:val="18"/>
+        </w:rPr>
+        <w:t xml:space="preserve">    elif tc_type == "axis_reflection":</w:t>
+        <w:br/>
+      </w:r>
+      <w:r>
+        <w:rPr>
+          <w:rFonts w:ascii="Courier New" w:hAnsi="Courier New"/>
+          <w:sz w:val="18"/>
+        </w:rPr>
+        <w:t xml:space="preserve">        M = transform_about_axis_matrix(</w:t>
+        <w:br/>
+      </w:r>
+      <w:r>
+        <w:rPr>
+          <w:rFonts w:ascii="Courier New" w:hAnsi="Courier New"/>
+          <w:sz w:val="18"/>
+        </w:rPr>
+        <w:t xml:space="preserve">            params["x1"], params["y1"], params["x2"], params["y2"])</w:t>
+        <w:br/>
+      </w:r>
+      <w:r>
+        <w:rPr>
+          <w:rFonts w:ascii="Courier New" w:hAnsi="Courier New"/>
+          <w:sz w:val="18"/>
+        </w:rPr>
+        <w:t xml:space="preserve">    elif tc_type == "fixed_point_scaling":</w:t>
+        <w:br/>
+      </w:r>
+      <w:r>
+        <w:rPr>
+          <w:rFonts w:ascii="Courier New" w:hAnsi="Courier New"/>
+          <w:sz w:val="18"/>
+        </w:rPr>
+        <w:t xml:space="preserve">        M = scale_about_point_matrix(</w:t>
+        <w:br/>
+      </w:r>
+      <w:r>
+        <w:rPr>
+          <w:rFonts w:ascii="Courier New" w:hAnsi="Courier New"/>
+          <w:sz w:val="18"/>
+        </w:rPr>
+        <w:t xml:space="preserve">            params["fixed_x"], params["fixed_y"],</w:t>
+        <w:br/>
+      </w:r>
+      <w:r>
+        <w:rPr>
+          <w:rFonts w:ascii="Courier New" w:hAnsi="Courier New"/>
+          <w:sz w:val="18"/>
+        </w:rPr>
+        <w:t xml:space="preserve">            params["sx"], params["sy"])</w:t>
+        <w:br/>
+      </w:r>
+      <w:r>
+        <w:rPr>
+          <w:rFonts w:ascii="Courier New" w:hAnsi="Courier New"/>
+          <w:sz w:val="18"/>
+        </w:rPr>
+        <w:t xml:space="preserve">    elif tc_type == "axis_scaling":</w:t>
+        <w:br/>
+      </w:r>
+      <w:r>
+        <w:rPr>
+          <w:rFonts w:ascii="Courier New" w:hAnsi="Courier New"/>
+          <w:sz w:val="18"/>
+        </w:rPr>
+        <w:t xml:space="preserve">        M = scale_along_axis_matrix(</w:t>
+        <w:br/>
+      </w:r>
+      <w:r>
+        <w:rPr>
+          <w:rFonts w:ascii="Courier New" w:hAnsi="Courier New"/>
+          <w:sz w:val="18"/>
+        </w:rPr>
+        <w:t xml:space="preserve">            params["x1"], params["y1"], params["x2"], params["y2"],</w:t>
+        <w:br/>
+      </w:r>
+      <w:r>
+        <w:rPr>
+          <w:rFonts w:ascii="Courier New" w:hAnsi="Courier New"/>
+          <w:sz w:val="18"/>
+        </w:rPr>
+        <w:t xml:space="preserve">            params["s_along"], params["s_perp"])</w:t>
+        <w:br/>
+      </w:r>
+      <w:r>
+        <w:rPr>
+          <w:rFonts w:ascii="Courier New" w:hAnsi="Courier New"/>
+          <w:sz w:val="18"/>
+        </w:rPr>
+        <w:t xml:space="preserve">    else:</w:t>
+        <w:br/>
+      </w:r>
+      <w:r>
+        <w:rPr>
+          <w:rFonts w:ascii="Courier New" w:hAnsi="Courier New"/>
+          <w:sz w:val="18"/>
+        </w:rPr>
+        <w:t xml:space="preserve">        M = composite_sequence_matrix(</w:t>
+        <w:br/>
+      </w:r>
+      <w:r>
+        <w:rPr>
+          <w:rFonts w:ascii="Courier New" w:hAnsi="Courier New"/>
+          <w:sz w:val="18"/>
+        </w:rPr>
+        <w:t xml:space="preserve">            params["tx"], params["ty"], params["pivot_x"],</w:t>
+        <w:br/>
+      </w:r>
+      <w:r>
+        <w:rPr>
+          <w:rFonts w:ascii="Courier New" w:hAnsi="Courier New"/>
+          <w:sz w:val="18"/>
+        </w:rPr>
+        <w:t xml:space="preserve">            params["pivot_y"], params["angle_deg"],</w:t>
+        <w:br/>
+      </w:r>
+      <w:r>
+        <w:rPr>
+          <w:rFonts w:ascii="Courier New" w:hAnsi="Courier New"/>
+          <w:sz w:val="18"/>
+        </w:rPr>
+        <w:t xml:space="preserve">            params["sx"], params["sy"])</w:t>
+        <w:br/>
+      </w:r>
+      <w:r>
+        <w:rPr>
+          <w:rFonts w:ascii="Courier New" w:hAnsi="Courier New"/>
+          <w:sz w:val="18"/>
+        </w:rPr>
+        <w:br/>
+      </w:r>
+      <w:r>
+        <w:rPr>
+          <w:rFonts w:ascii="Courier New" w:hAnsi="Courier New"/>
+          <w:sz w:val="18"/>
+        </w:rPr>
+        <w:t xml:space="preserve">    transformed = [mat3_transform_point(M, x, y) for x, y in vertices]</w:t>
+        <w:br/>
+      </w:r>
+      <w:r>
+        <w:rPr>
+          <w:rFonts w:ascii="Courier New" w:hAnsi="Courier New"/>
+          <w:sz w:val="18"/>
+        </w:rPr>
+        <w:t xml:space="preserve">    return transformed, M</w:t>
+      </w:r>
+    </w:p>
+    <w:p>
+      <w:pPr>
+        <w:spacing w:before="80" w:after="40"/>
+      </w:pPr>
+      <w:r>
+        <w:rPr>
+          <w:rFonts w:ascii="Times New Roman" w:hAnsi="Times New Roman"/>
+          <w:b/>
+          <w:sz w:val="24"/>
+        </w:rPr>
         <w:t>TC1 - Rotation About Pivot (5,5) by 45 deg</w:t>
       </w:r>
     </w:p>

--- a/CompositeTransformations2D/docs/CompositeTransformations2D_Experiment_Report.docx
+++ b/CompositeTransformations2D/docs/CompositeTransformations2D_Experiment_Report.docx
@@ -365,7 +365,461 @@
           <w:b/>
           <w:sz w:val="26"/>
         </w:rPr>
-        <w:t>Implementation &amp; Test Cases:</w:t>
+        <w:t>Implementation:</w:t>
+      </w:r>
+    </w:p>
+    <w:p>
+      <w:pPr>
+        <w:spacing w:before="0" w:after="120"/>
+        <w:jc w:val="both"/>
+      </w:pPr>
+      <w:r>
+        <w:rPr>
+          <w:rFonts w:ascii="Times New Roman" w:hAnsi="Times New Roman"/>
+          <w:sz w:val="22"/>
+        </w:rPr>
+        <w:t>The implementation builds composite matrices by translating the reference point or axis to the origin, applying the required operation, and translating or rotating back. Matrix products are applied in reverse chronological order so that the vertex sequence follows the stated transformation sequence.</w:t>
+      </w:r>
+    </w:p>
+    <w:p>
+      <w:pPr>
+        <w:spacing w:before="80" w:after="40"/>
+      </w:pPr>
+      <w:r>
+        <w:rPr>
+          <w:rFonts w:ascii="Times New Roman" w:hAnsi="Times New Roman"/>
+          <w:b/>
+          <w:sz w:val="24"/>
+        </w:rPr>
+        <w:t>Pivot Rotation and Fixed-Point Scaling:</w:t>
+      </w:r>
+    </w:p>
+    <w:p>
+      <w:pPr>
+        <w:spacing w:before="40" w:after="160"/>
+        <w:ind w:left="360"/>
+      </w:pPr>
+      <w:r>
+        <w:rPr>
+          <w:rFonts w:ascii="Courier New" w:hAnsi="Courier New"/>
+          <w:sz w:val="18"/>
+        </w:rPr>
+        <w:t>def transform_about_point_matrix(pivot_x, pivot_y, angle_deg=0.0, sx=1.0, sy=1.0):</w:t>
+        <w:br/>
+      </w:r>
+      <w:r>
+        <w:rPr>
+          <w:rFonts w:ascii="Courier New" w:hAnsi="Courier New"/>
+          <w:sz w:val="18"/>
+        </w:rPr>
+        <w:t xml:space="preserve">    to_origin = translation_matrix(-pivot_x, -pivot_y)</w:t>
+        <w:br/>
+      </w:r>
+      <w:r>
+        <w:rPr>
+          <w:rFonts w:ascii="Courier New" w:hAnsi="Courier New"/>
+          <w:sz w:val="18"/>
+        </w:rPr>
+        <w:t xml:space="preserve">    scale = scaling_matrix(sx, sy)</w:t>
+        <w:br/>
+      </w:r>
+      <w:r>
+        <w:rPr>
+          <w:rFonts w:ascii="Courier New" w:hAnsi="Courier New"/>
+          <w:sz w:val="18"/>
+        </w:rPr>
+        <w:t xml:space="preserve">    rotate = rotation_matrix(angle_deg)</w:t>
+        <w:br/>
+      </w:r>
+      <w:r>
+        <w:rPr>
+          <w:rFonts w:ascii="Courier New" w:hAnsi="Courier New"/>
+          <w:sz w:val="18"/>
+        </w:rPr>
+        <w:t xml:space="preserve">    from_origin = translation_matrix(pivot_x, pivot_y)</w:t>
+        <w:br/>
+      </w:r>
+      <w:r>
+        <w:rPr>
+          <w:rFonts w:ascii="Courier New" w:hAnsi="Courier New"/>
+          <w:sz w:val="18"/>
+        </w:rPr>
+        <w:t xml:space="preserve">    return mat3_multiply(from_origin,</w:t>
+        <w:br/>
+      </w:r>
+      <w:r>
+        <w:rPr>
+          <w:rFonts w:ascii="Courier New" w:hAnsi="Courier New"/>
+          <w:sz w:val="18"/>
+        </w:rPr>
+        <w:t xml:space="preserve">        mat3_multiply(rotate, mat3_multiply(scale, to_origin)))</w:t>
+        <w:br/>
+      </w:r>
+      <w:r>
+        <w:rPr>
+          <w:rFonts w:ascii="Courier New" w:hAnsi="Courier New"/>
+          <w:sz w:val="18"/>
+        </w:rPr>
+        <w:br/>
+      </w:r>
+      <w:r>
+        <w:rPr>
+          <w:rFonts w:ascii="Courier New" w:hAnsi="Courier New"/>
+          <w:sz w:val="18"/>
+        </w:rPr>
+        <w:t>def scale_about_point_matrix(fixed_x, fixed_y, sx, sy):</w:t>
+        <w:br/>
+      </w:r>
+      <w:r>
+        <w:rPr>
+          <w:rFonts w:ascii="Courier New" w:hAnsi="Courier New"/>
+          <w:sz w:val="18"/>
+        </w:rPr>
+        <w:t xml:space="preserve">    return transform_about_point_matrix(</w:t>
+        <w:br/>
+      </w:r>
+      <w:r>
+        <w:rPr>
+          <w:rFonts w:ascii="Courier New" w:hAnsi="Courier New"/>
+          <w:sz w:val="18"/>
+        </w:rPr>
+        <w:t xml:space="preserve">        fixed_x, fixed_y, sx=sx, sy=sy)</w:t>
+      </w:r>
+    </w:p>
+    <w:p>
+      <w:pPr>
+        <w:spacing w:before="80" w:after="40"/>
+      </w:pPr>
+      <w:r>
+        <w:rPr>
+          <w:rFonts w:ascii="Times New Roman" w:hAnsi="Times New Roman"/>
+          <w:b/>
+          <w:sz w:val="24"/>
+        </w:rPr>
+        <w:t>Arbitrary-Axis Reflection and Scaling:</w:t>
+      </w:r>
+    </w:p>
+    <w:p>
+      <w:pPr>
+        <w:spacing w:before="40" w:after="160"/>
+        <w:ind w:left="360"/>
+      </w:pPr>
+      <w:r>
+        <w:rPr>
+          <w:rFonts w:ascii="Courier New" w:hAnsi="Courier New"/>
+          <w:sz w:val="18"/>
+        </w:rPr>
+        <w:t>def transform_about_axis_matrix(x1, y1, x2, y2):</w:t>
+        <w:br/>
+      </w:r>
+      <w:r>
+        <w:rPr>
+          <w:rFonts w:ascii="Courier New" w:hAnsi="Courier New"/>
+          <w:sz w:val="18"/>
+        </w:rPr>
+        <w:t xml:space="preserve">    theta = math.degrees(math.atan2(y2 - y1, x2 - x1))</w:t>
+        <w:br/>
+      </w:r>
+      <w:r>
+        <w:rPr>
+          <w:rFonts w:ascii="Courier New" w:hAnsi="Courier New"/>
+          <w:sz w:val="18"/>
+        </w:rPr>
+        <w:t xml:space="preserve">    return compose_transformations(</w:t>
+        <w:br/>
+      </w:r>
+      <w:r>
+        <w:rPr>
+          <w:rFonts w:ascii="Courier New" w:hAnsi="Courier New"/>
+          <w:sz w:val="18"/>
+        </w:rPr>
+        <w:t xml:space="preserve">        translation_matrix(-x1, -y1),</w:t>
+        <w:br/>
+      </w:r>
+      <w:r>
+        <w:rPr>
+          <w:rFonts w:ascii="Courier New" w:hAnsi="Courier New"/>
+          <w:sz w:val="18"/>
+        </w:rPr>
+        <w:t xml:space="preserve">        rotation_matrix(-theta), reflection_x_matrix(),</w:t>
+        <w:br/>
+      </w:r>
+      <w:r>
+        <w:rPr>
+          <w:rFonts w:ascii="Courier New" w:hAnsi="Courier New"/>
+          <w:sz w:val="18"/>
+        </w:rPr>
+        <w:t xml:space="preserve">        rotation_matrix(theta), translation_matrix(x1, y1))</w:t>
+        <w:br/>
+      </w:r>
+      <w:r>
+        <w:rPr>
+          <w:rFonts w:ascii="Courier New" w:hAnsi="Courier New"/>
+          <w:sz w:val="18"/>
+        </w:rPr>
+        <w:br/>
+      </w:r>
+      <w:r>
+        <w:rPr>
+          <w:rFonts w:ascii="Courier New" w:hAnsi="Courier New"/>
+          <w:sz w:val="18"/>
+        </w:rPr>
+        <w:t>def scale_along_axis_matrix(x1, y1, x2, y2, s_along, s_perp):</w:t>
+        <w:br/>
+      </w:r>
+      <w:r>
+        <w:rPr>
+          <w:rFonts w:ascii="Courier New" w:hAnsi="Courier New"/>
+          <w:sz w:val="18"/>
+        </w:rPr>
+        <w:t xml:space="preserve">    theta = math.degrees(math.atan2(y2 - y1, x2 - x1))</w:t>
+        <w:br/>
+      </w:r>
+      <w:r>
+        <w:rPr>
+          <w:rFonts w:ascii="Courier New" w:hAnsi="Courier New"/>
+          <w:sz w:val="18"/>
+        </w:rPr>
+        <w:t xml:space="preserve">    return compose_transformations(</w:t>
+        <w:br/>
+      </w:r>
+      <w:r>
+        <w:rPr>
+          <w:rFonts w:ascii="Courier New" w:hAnsi="Courier New"/>
+          <w:sz w:val="18"/>
+        </w:rPr>
+        <w:t xml:space="preserve">        translation_matrix(-x1, -y1), rotation_matrix(-theta),</w:t>
+        <w:br/>
+      </w:r>
+      <w:r>
+        <w:rPr>
+          <w:rFonts w:ascii="Courier New" w:hAnsi="Courier New"/>
+          <w:sz w:val="18"/>
+        </w:rPr>
+        <w:t xml:space="preserve">        scaling_matrix(s_along, s_perp), rotation_matrix(theta),</w:t>
+        <w:br/>
+      </w:r>
+      <w:r>
+        <w:rPr>
+          <w:rFonts w:ascii="Courier New" w:hAnsi="Courier New"/>
+          <w:sz w:val="18"/>
+        </w:rPr>
+        <w:t xml:space="preserve">        translation_matrix(x1, y1))</w:t>
+      </w:r>
+    </w:p>
+    <w:p>
+      <w:pPr>
+        <w:spacing w:before="80" w:after="40"/>
+      </w:pPr>
+      <w:r>
+        <w:rPr>
+          <w:rFonts w:ascii="Times New Roman" w:hAnsi="Times New Roman"/>
+          <w:b/>
+          <w:sz w:val="24"/>
+        </w:rPr>
+        <w:t>Applying the Composite Transformation:</w:t>
+      </w:r>
+    </w:p>
+    <w:p>
+      <w:pPr>
+        <w:spacing w:before="40" w:after="160"/>
+        <w:ind w:left="360"/>
+      </w:pPr>
+      <w:r>
+        <w:rPr>
+          <w:rFonts w:ascii="Courier New" w:hAnsi="Courier New"/>
+          <w:sz w:val="18"/>
+        </w:rPr>
+        <w:t>def apply_composite_transformation(vertices, tc_type, params):</w:t>
+        <w:br/>
+      </w:r>
+      <w:r>
+        <w:rPr>
+          <w:rFonts w:ascii="Courier New" w:hAnsi="Courier New"/>
+          <w:sz w:val="18"/>
+        </w:rPr>
+        <w:t xml:space="preserve">    if tc_type == "pivot_rotation":</w:t>
+        <w:br/>
+      </w:r>
+      <w:r>
+        <w:rPr>
+          <w:rFonts w:ascii="Courier New" w:hAnsi="Courier New"/>
+          <w:sz w:val="18"/>
+        </w:rPr>
+        <w:t xml:space="preserve">        M = transform_about_point_matrix(</w:t>
+        <w:br/>
+      </w:r>
+      <w:r>
+        <w:rPr>
+          <w:rFonts w:ascii="Courier New" w:hAnsi="Courier New"/>
+          <w:sz w:val="18"/>
+        </w:rPr>
+        <w:t xml:space="preserve">            params["pivot_x"], params["pivot_y"],</w:t>
+        <w:br/>
+      </w:r>
+      <w:r>
+        <w:rPr>
+          <w:rFonts w:ascii="Courier New" w:hAnsi="Courier New"/>
+          <w:sz w:val="18"/>
+        </w:rPr>
+        <w:t xml:space="preserve">            angle_deg=params["angle_deg"])</w:t>
+        <w:br/>
+      </w:r>
+      <w:r>
+        <w:rPr>
+          <w:rFonts w:ascii="Courier New" w:hAnsi="Courier New"/>
+          <w:sz w:val="18"/>
+        </w:rPr>
+        <w:t xml:space="preserve">    elif tc_type == "fixed_point_scaling":</w:t>
+        <w:br/>
+      </w:r>
+      <w:r>
+        <w:rPr>
+          <w:rFonts w:ascii="Courier New" w:hAnsi="Courier New"/>
+          <w:sz w:val="18"/>
+        </w:rPr>
+        <w:t xml:space="preserve">        M = scale_about_point_matrix(</w:t>
+        <w:br/>
+      </w:r>
+      <w:r>
+        <w:rPr>
+          <w:rFonts w:ascii="Courier New" w:hAnsi="Courier New"/>
+          <w:sz w:val="18"/>
+        </w:rPr>
+        <w:t xml:space="preserve">            params["fixed_x"], params["fixed_y"],</w:t>
+        <w:br/>
+      </w:r>
+      <w:r>
+        <w:rPr>
+          <w:rFonts w:ascii="Courier New" w:hAnsi="Courier New"/>
+          <w:sz w:val="18"/>
+        </w:rPr>
+        <w:t xml:space="preserve">            params["sx"], params["sy"])</w:t>
+        <w:br/>
+      </w:r>
+      <w:r>
+        <w:rPr>
+          <w:rFonts w:ascii="Courier New" w:hAnsi="Courier New"/>
+          <w:sz w:val="18"/>
+        </w:rPr>
+        <w:t xml:space="preserve">    elif tc_type == "axis_reflection":</w:t>
+        <w:br/>
+      </w:r>
+      <w:r>
+        <w:rPr>
+          <w:rFonts w:ascii="Courier New" w:hAnsi="Courier New"/>
+          <w:sz w:val="18"/>
+        </w:rPr>
+        <w:t xml:space="preserve">        M = transform_about_axis_matrix(</w:t>
+        <w:br/>
+      </w:r>
+      <w:r>
+        <w:rPr>
+          <w:rFonts w:ascii="Courier New" w:hAnsi="Courier New"/>
+          <w:sz w:val="18"/>
+        </w:rPr>
+        <w:t xml:space="preserve">            params["x1"], params["y1"], params["x2"], params["y2"])</w:t>
+        <w:br/>
+      </w:r>
+      <w:r>
+        <w:rPr>
+          <w:rFonts w:ascii="Courier New" w:hAnsi="Courier New"/>
+          <w:sz w:val="18"/>
+        </w:rPr>
+        <w:t xml:space="preserve">    elif tc_type == "axis_scaling":</w:t>
+        <w:br/>
+      </w:r>
+      <w:r>
+        <w:rPr>
+          <w:rFonts w:ascii="Courier New" w:hAnsi="Courier New"/>
+          <w:sz w:val="18"/>
+        </w:rPr>
+        <w:t xml:space="preserve">        M = scale_along_axis_matrix(</w:t>
+        <w:br/>
+      </w:r>
+      <w:r>
+        <w:rPr>
+          <w:rFonts w:ascii="Courier New" w:hAnsi="Courier New"/>
+          <w:sz w:val="18"/>
+        </w:rPr>
+        <w:t xml:space="preserve">            params["x1"], params["y1"], params["x2"], params["y2"],</w:t>
+        <w:br/>
+      </w:r>
+      <w:r>
+        <w:rPr>
+          <w:rFonts w:ascii="Courier New" w:hAnsi="Courier New"/>
+          <w:sz w:val="18"/>
+        </w:rPr>
+        <w:t xml:space="preserve">            params["s_along"], params["s_perp"])</w:t>
+        <w:br/>
+      </w:r>
+      <w:r>
+        <w:rPr>
+          <w:rFonts w:ascii="Courier New" w:hAnsi="Courier New"/>
+          <w:sz w:val="18"/>
+        </w:rPr>
+        <w:t xml:space="preserve">    elif tc_type == "general_sequence":</w:t>
+        <w:br/>
+      </w:r>
+      <w:r>
+        <w:rPr>
+          <w:rFonts w:ascii="Courier New" w:hAnsi="Courier New"/>
+          <w:sz w:val="18"/>
+        </w:rPr>
+        <w:t xml:space="preserve">        M = composite_sequence_matrix(</w:t>
+        <w:br/>
+      </w:r>
+      <w:r>
+        <w:rPr>
+          <w:rFonts w:ascii="Courier New" w:hAnsi="Courier New"/>
+          <w:sz w:val="18"/>
+        </w:rPr>
+        <w:t xml:space="preserve">            params["tx"], params["ty"], params["pivot_x"],</w:t>
+        <w:br/>
+      </w:r>
+      <w:r>
+        <w:rPr>
+          <w:rFonts w:ascii="Courier New" w:hAnsi="Courier New"/>
+          <w:sz w:val="18"/>
+        </w:rPr>
+        <w:t xml:space="preserve">            params["pivot_y"], params["angle_deg"],</w:t>
+        <w:br/>
+      </w:r>
+      <w:r>
+        <w:rPr>
+          <w:rFonts w:ascii="Courier New" w:hAnsi="Courier New"/>
+          <w:sz w:val="18"/>
+        </w:rPr>
+        <w:t xml:space="preserve">            params["sx"], params["sy"])</w:t>
+        <w:br/>
+      </w:r>
+      <w:r>
+        <w:rPr>
+          <w:rFonts w:ascii="Courier New" w:hAnsi="Courier New"/>
+          <w:sz w:val="18"/>
+        </w:rPr>
+        <w:t xml:space="preserve">    transformed = [mat3_transform_point(M, x, y) for x, y in vertices]</w:t>
+        <w:br/>
+      </w:r>
+      <w:r>
+        <w:rPr>
+          <w:rFonts w:ascii="Courier New" w:hAnsi="Courier New"/>
+          <w:sz w:val="18"/>
+        </w:rPr>
+        <w:t xml:space="preserve">    return transformed, M</w:t>
+      </w:r>
+    </w:p>
+    <w:p>
+      <w:pPr>
+        <w:spacing w:before="160" w:after="80"/>
+      </w:pPr>
+      <w:r>
+        <w:rPr>
+          <w:rFonts w:ascii="Times New Roman" w:hAnsi="Times New Roman"/>
+          <w:b/>
+          <w:sz w:val="26"/>
+        </w:rPr>
+        <w:t>Test Cases:</w:t>
       </w:r>
     </w:p>
     <w:tbl>
@@ -934,298 +1388,6 @@
           <w:b/>
           <w:sz w:val="24"/>
         </w:rPr>
-        <w:t>Relevant Implementation Code:</w:t>
-      </w:r>
-    </w:p>
-    <w:p>
-      <w:pPr>
-        <w:spacing w:before="0" w:after="120"/>
-        <w:jc w:val="both"/>
-      </w:pPr>
-      <w:r>
-        <w:rPr>
-          <w:rFonts w:ascii="Times New Roman" w:hAnsi="Times New Roman"/>
-          <w:sz w:val="22"/>
-        </w:rPr>
-        <w:t>The excerpt below shows how chronological transformations are compounded from right to left and then applied once to each vertex. This keeps the composite operation consistent for pivot, fixed-point, axis, and sequence cases.</w:t>
-      </w:r>
-    </w:p>
-    <w:p>
-      <w:pPr>
-        <w:spacing w:before="40" w:after="160"/>
-        <w:ind w:left="360"/>
-      </w:pPr>
-      <w:r>
-        <w:rPr>
-          <w:rFonts w:ascii="Courier New" w:hAnsi="Courier New"/>
-          <w:sz w:val="18"/>
-        </w:rPr>
-        <w:t>def compose_transformations(*matrices):</w:t>
-        <w:br/>
-      </w:r>
-      <w:r>
-        <w:rPr>
-          <w:rFonts w:ascii="Courier New" w:hAnsi="Courier New"/>
-          <w:sz w:val="18"/>
-        </w:rPr>
-        <w:t xml:space="preserve">    if not matrices:</w:t>
-        <w:br/>
-      </w:r>
-      <w:r>
-        <w:rPr>
-          <w:rFonts w:ascii="Courier New" w:hAnsi="Courier New"/>
-          <w:sz w:val="18"/>
-        </w:rPr>
-        <w:t xml:space="preserve">        return mat3_identity()</w:t>
-        <w:br/>
-      </w:r>
-      <w:r>
-        <w:rPr>
-          <w:rFonts w:ascii="Courier New" w:hAnsi="Courier New"/>
-          <w:sz w:val="18"/>
-        </w:rPr>
-        <w:br/>
-      </w:r>
-      <w:r>
-        <w:rPr>
-          <w:rFonts w:ascii="Courier New" w:hAnsi="Courier New"/>
-          <w:sz w:val="18"/>
-        </w:rPr>
-        <w:t xml:space="preserve">    result = matrices[0]</w:t>
-        <w:br/>
-      </w:r>
-      <w:r>
-        <w:rPr>
-          <w:rFonts w:ascii="Courier New" w:hAnsi="Courier New"/>
-          <w:sz w:val="18"/>
-        </w:rPr>
-        <w:t xml:space="preserve">    for matrix in matrices[1:]:</w:t>
-        <w:br/>
-      </w:r>
-      <w:r>
-        <w:rPr>
-          <w:rFonts w:ascii="Courier New" w:hAnsi="Courier New"/>
-          <w:sz w:val="18"/>
-        </w:rPr>
-        <w:t xml:space="preserve">        result = mat3_multiply(matrix, result)</w:t>
-        <w:br/>
-      </w:r>
-      <w:r>
-        <w:rPr>
-          <w:rFonts w:ascii="Courier New" w:hAnsi="Courier New"/>
-          <w:sz w:val="18"/>
-        </w:rPr>
-        <w:t xml:space="preserve">    return result</w:t>
-        <w:br/>
-      </w:r>
-      <w:r>
-        <w:rPr>
-          <w:rFonts w:ascii="Courier New" w:hAnsi="Courier New"/>
-          <w:sz w:val="18"/>
-        </w:rPr>
-        <w:br/>
-      </w:r>
-      <w:r>
-        <w:rPr>
-          <w:rFonts w:ascii="Courier New" w:hAnsi="Courier New"/>
-          <w:sz w:val="18"/>
-        </w:rPr>
-        <w:t>def apply_composite_transformation(vertices, tc_type, params):</w:t>
-        <w:br/>
-      </w:r>
-      <w:r>
-        <w:rPr>
-          <w:rFonts w:ascii="Courier New" w:hAnsi="Courier New"/>
-          <w:sz w:val="18"/>
-        </w:rPr>
-        <w:t xml:space="preserve">    if tc_type == "pivot_rotation":</w:t>
-        <w:br/>
-      </w:r>
-      <w:r>
-        <w:rPr>
-          <w:rFonts w:ascii="Courier New" w:hAnsi="Courier New"/>
-          <w:sz w:val="18"/>
-        </w:rPr>
-        <w:t xml:space="preserve">        M = transform_about_point_matrix(</w:t>
-        <w:br/>
-      </w:r>
-      <w:r>
-        <w:rPr>
-          <w:rFonts w:ascii="Courier New" w:hAnsi="Courier New"/>
-          <w:sz w:val="18"/>
-        </w:rPr>
-        <w:t xml:space="preserve">            params["pivot_x"], params["pivot_y"],</w:t>
-        <w:br/>
-      </w:r>
-      <w:r>
-        <w:rPr>
-          <w:rFonts w:ascii="Courier New" w:hAnsi="Courier New"/>
-          <w:sz w:val="18"/>
-        </w:rPr>
-        <w:t xml:space="preserve">            angle_deg=params["angle_deg"])</w:t>
-        <w:br/>
-      </w:r>
-      <w:r>
-        <w:rPr>
-          <w:rFonts w:ascii="Courier New" w:hAnsi="Courier New"/>
-          <w:sz w:val="18"/>
-        </w:rPr>
-        <w:t xml:space="preserve">    elif tc_type == "axis_reflection":</w:t>
-        <w:br/>
-      </w:r>
-      <w:r>
-        <w:rPr>
-          <w:rFonts w:ascii="Courier New" w:hAnsi="Courier New"/>
-          <w:sz w:val="18"/>
-        </w:rPr>
-        <w:t xml:space="preserve">        M = transform_about_axis_matrix(</w:t>
-        <w:br/>
-      </w:r>
-      <w:r>
-        <w:rPr>
-          <w:rFonts w:ascii="Courier New" w:hAnsi="Courier New"/>
-          <w:sz w:val="18"/>
-        </w:rPr>
-        <w:t xml:space="preserve">            params["x1"], params["y1"], params["x2"], params["y2"])</w:t>
-        <w:br/>
-      </w:r>
-      <w:r>
-        <w:rPr>
-          <w:rFonts w:ascii="Courier New" w:hAnsi="Courier New"/>
-          <w:sz w:val="18"/>
-        </w:rPr>
-        <w:t xml:space="preserve">    elif tc_type == "fixed_point_scaling":</w:t>
-        <w:br/>
-      </w:r>
-      <w:r>
-        <w:rPr>
-          <w:rFonts w:ascii="Courier New" w:hAnsi="Courier New"/>
-          <w:sz w:val="18"/>
-        </w:rPr>
-        <w:t xml:space="preserve">        M = scale_about_point_matrix(</w:t>
-        <w:br/>
-      </w:r>
-      <w:r>
-        <w:rPr>
-          <w:rFonts w:ascii="Courier New" w:hAnsi="Courier New"/>
-          <w:sz w:val="18"/>
-        </w:rPr>
-        <w:t xml:space="preserve">            params["fixed_x"], params["fixed_y"],</w:t>
-        <w:br/>
-      </w:r>
-      <w:r>
-        <w:rPr>
-          <w:rFonts w:ascii="Courier New" w:hAnsi="Courier New"/>
-          <w:sz w:val="18"/>
-        </w:rPr>
-        <w:t xml:space="preserve">            params["sx"], params["sy"])</w:t>
-        <w:br/>
-      </w:r>
-      <w:r>
-        <w:rPr>
-          <w:rFonts w:ascii="Courier New" w:hAnsi="Courier New"/>
-          <w:sz w:val="18"/>
-        </w:rPr>
-        <w:t xml:space="preserve">    elif tc_type == "axis_scaling":</w:t>
-        <w:br/>
-      </w:r>
-      <w:r>
-        <w:rPr>
-          <w:rFonts w:ascii="Courier New" w:hAnsi="Courier New"/>
-          <w:sz w:val="18"/>
-        </w:rPr>
-        <w:t xml:space="preserve">        M = scale_along_axis_matrix(</w:t>
-        <w:br/>
-      </w:r>
-      <w:r>
-        <w:rPr>
-          <w:rFonts w:ascii="Courier New" w:hAnsi="Courier New"/>
-          <w:sz w:val="18"/>
-        </w:rPr>
-        <w:t xml:space="preserve">            params["x1"], params["y1"], params["x2"], params["y2"],</w:t>
-        <w:br/>
-      </w:r>
-      <w:r>
-        <w:rPr>
-          <w:rFonts w:ascii="Courier New" w:hAnsi="Courier New"/>
-          <w:sz w:val="18"/>
-        </w:rPr>
-        <w:t xml:space="preserve">            params["s_along"], params["s_perp"])</w:t>
-        <w:br/>
-      </w:r>
-      <w:r>
-        <w:rPr>
-          <w:rFonts w:ascii="Courier New" w:hAnsi="Courier New"/>
-          <w:sz w:val="18"/>
-        </w:rPr>
-        <w:t xml:space="preserve">    else:</w:t>
-        <w:br/>
-      </w:r>
-      <w:r>
-        <w:rPr>
-          <w:rFonts w:ascii="Courier New" w:hAnsi="Courier New"/>
-          <w:sz w:val="18"/>
-        </w:rPr>
-        <w:t xml:space="preserve">        M = composite_sequence_matrix(</w:t>
-        <w:br/>
-      </w:r>
-      <w:r>
-        <w:rPr>
-          <w:rFonts w:ascii="Courier New" w:hAnsi="Courier New"/>
-          <w:sz w:val="18"/>
-        </w:rPr>
-        <w:t xml:space="preserve">            params["tx"], params["ty"], params["pivot_x"],</w:t>
-        <w:br/>
-      </w:r>
-      <w:r>
-        <w:rPr>
-          <w:rFonts w:ascii="Courier New" w:hAnsi="Courier New"/>
-          <w:sz w:val="18"/>
-        </w:rPr>
-        <w:t xml:space="preserve">            params["pivot_y"], params["angle_deg"],</w:t>
-        <w:br/>
-      </w:r>
-      <w:r>
-        <w:rPr>
-          <w:rFonts w:ascii="Courier New" w:hAnsi="Courier New"/>
-          <w:sz w:val="18"/>
-        </w:rPr>
-        <w:t xml:space="preserve">            params["sx"], params["sy"])</w:t>
-        <w:br/>
-      </w:r>
-      <w:r>
-        <w:rPr>
-          <w:rFonts w:ascii="Courier New" w:hAnsi="Courier New"/>
-          <w:sz w:val="18"/>
-        </w:rPr>
-        <w:br/>
-      </w:r>
-      <w:r>
-        <w:rPr>
-          <w:rFonts w:ascii="Courier New" w:hAnsi="Courier New"/>
-          <w:sz w:val="18"/>
-        </w:rPr>
-        <w:t xml:space="preserve">    transformed = [mat3_transform_point(M, x, y) for x, y in vertices]</w:t>
-        <w:br/>
-      </w:r>
-      <w:r>
-        <w:rPr>
-          <w:rFonts w:ascii="Courier New" w:hAnsi="Courier New"/>
-          <w:sz w:val="18"/>
-        </w:rPr>
-        <w:t xml:space="preserve">    return transformed, M</w:t>
-      </w:r>
-    </w:p>
-    <w:p>
-      <w:pPr>
-        <w:spacing w:before="80" w:after="40"/>
-      </w:pPr>
-      <w:r>
-        <w:rPr>
-          <w:rFonts w:ascii="Times New Roman" w:hAnsi="Times New Roman"/>
-          <w:b/>
-          <w:sz w:val="24"/>
-        </w:rPr>
         <w:t>TC1 - Rotation About Pivot (5,5) by 45 deg</w:t>
       </w:r>
     </w:p>
